--- a/Скриншоты.docx
+++ b/Скриншоты.docx
@@ -646,6 +646,149 @@
       </w:pPr>
       <w:r>
         <w:t>Удаление книги «Война и мир»</w:t>
+      </w:r>
+    </w:p>
+    <w:p>
+      <w:pPr>
+        <w:ind w:firstLine="0"/>
+      </w:pPr>
+    </w:p>
+    <w:p>
+      <w:pPr>
+        <w:ind w:firstLine="0"/>
+      </w:pPr>
+    </w:p>
+    <w:p>
+      <w:pPr>
+        <w:ind w:firstLine="0"/>
+      </w:pPr>
+    </w:p>
+    <w:p>
+      <w:pPr>
+        <w:ind w:firstLine="0"/>
+      </w:pPr>
+    </w:p>
+    <w:p>
+      <w:pPr>
+        <w:ind w:firstLine="0"/>
+      </w:pPr>
+      <w:r>
+        <w:lastRenderedPageBreak/>
+        <w:drawing>
+          <wp:inline distT="0" distB="0" distL="0" distR="0" wp14:anchorId="7BC8A628" wp14:editId="508EB13A">
+            <wp:extent cx="6645910" cy="3738245"/>
+            <wp:effectExtent l="0" t="0" r="2540" b="0"/>
+            <wp:docPr id="11" name="Рисунок 11"/>
+            <wp:cNvGraphicFramePr>
+              <a:graphicFrameLocks xmlns:a="http://schemas.openxmlformats.org/drawingml/2006/main" noChangeAspect="1"/>
+            </wp:cNvGraphicFramePr>
+            <a:graphic xmlns:a="http://schemas.openxmlformats.org/drawingml/2006/main">
+              <a:graphicData uri="http://schemas.openxmlformats.org/drawingml/2006/picture">
+                <pic:pic xmlns:pic="http://schemas.openxmlformats.org/drawingml/2006/picture">
+                  <pic:nvPicPr>
+                    <pic:cNvPr id="1" name=""/>
+                    <pic:cNvPicPr/>
+                  </pic:nvPicPr>
+                  <pic:blipFill>
+                    <a:blip r:embed="rId13"/>
+                    <a:stretch>
+                      <a:fillRect/>
+                    </a:stretch>
+                  </pic:blipFill>
+                  <pic:spPr>
+                    <a:xfrm>
+                      <a:off x="0" y="0"/>
+                      <a:ext cx="6645910" cy="3738245"/>
+                    </a:xfrm>
+                    <a:prstGeom prst="rect">
+                      <a:avLst/>
+                    </a:prstGeom>
+                  </pic:spPr>
+                </pic:pic>
+              </a:graphicData>
+            </a:graphic>
+          </wp:inline>
+        </w:drawing>
+      </w:r>
+    </w:p>
+    <w:p>
+      <w:pPr>
+        <w:ind w:firstLine="0"/>
+        <w:rPr>
+          <w:lang w:val="en-US"/>
+        </w:rPr>
+      </w:pPr>
+      <w:r>
+        <w:rPr>
+          <w:lang w:val="en-US"/>
+        </w:rPr>
+        <w:t>pgAdmin, Products</w:t>
+      </w:r>
+    </w:p>
+    <w:p>
+      <w:pPr>
+        <w:ind w:firstLine="0"/>
+        <w:rPr>
+          <w:lang w:val="en-US"/>
+        </w:rPr>
+      </w:pPr>
+    </w:p>
+    <w:p>
+      <w:pPr>
+        <w:ind w:firstLine="0"/>
+        <w:rPr>
+          <w:lang w:val="en-US"/>
+        </w:rPr>
+      </w:pPr>
+    </w:p>
+    <w:p>
+      <w:pPr>
+        <w:ind w:firstLine="0"/>
+      </w:pPr>
+      <w:r>
+        <w:t>Удаление данных для проверки загрузок через фикстуры</w:t>
+      </w:r>
+    </w:p>
+    <w:p>
+      <w:pPr>
+        <w:ind w:firstLine="0"/>
+      </w:pPr>
+      <w:r>
+        <w:drawing>
+          <wp:inline distT="0" distB="0" distL="0" distR="0" wp14:anchorId="6E957B79" wp14:editId="4109E738">
+            <wp:extent cx="6645910" cy="3738245"/>
+            <wp:effectExtent l="0" t="0" r="2540" b="0"/>
+            <wp:docPr id="12" name="Рисунок 12"/>
+            <wp:cNvGraphicFramePr>
+              <a:graphicFrameLocks xmlns:a="http://schemas.openxmlformats.org/drawingml/2006/main" noChangeAspect="1"/>
+            </wp:cNvGraphicFramePr>
+            <a:graphic xmlns:a="http://schemas.openxmlformats.org/drawingml/2006/main">
+              <a:graphicData uri="http://schemas.openxmlformats.org/drawingml/2006/picture">
+                <pic:pic xmlns:pic="http://schemas.openxmlformats.org/drawingml/2006/picture">
+                  <pic:nvPicPr>
+                    <pic:cNvPr id="1" name=""/>
+                    <pic:cNvPicPr/>
+                  </pic:nvPicPr>
+                  <pic:blipFill>
+                    <a:blip r:embed="rId14"/>
+                    <a:stretch>
+                      <a:fillRect/>
+                    </a:stretch>
+                  </pic:blipFill>
+                  <pic:spPr>
+                    <a:xfrm>
+                      <a:off x="0" y="0"/>
+                      <a:ext cx="6645910" cy="3738245"/>
+                    </a:xfrm>
+                    <a:prstGeom prst="rect">
+                      <a:avLst/>
+                    </a:prstGeom>
+                  </pic:spPr>
+                </pic:pic>
+              </a:graphicData>
+            </a:graphic>
+          </wp:inline>
+        </w:drawing>
       </w:r>
     </w:p>
     <w:sectPr>

--- a/Скриншоты.docx
+++ b/Скриншоты.docx
@@ -718,20 +718,20 @@
           <w:lang w:val="en-US"/>
         </w:rPr>
       </w:pPr>
+      <w:proofErr w:type="spellStart"/>
       <w:r>
         <w:rPr>
           <w:lang w:val="en-US"/>
         </w:rPr>
-        <w:t>pgAdmin, Products</w:t>
-      </w:r>
-    </w:p>
-    <w:p>
-      <w:pPr>
-        <w:ind w:firstLine="0"/>
+        <w:t>pgAdmin</w:t>
+      </w:r>
+      <w:proofErr w:type="spellEnd"/>
+      <w:r>
         <w:rPr>
           <w:lang w:val="en-US"/>
         </w:rPr>
-      </w:pPr>
+        <w:t>, Products</w:t>
+      </w:r>
     </w:p>
     <w:p>
       <w:pPr>
@@ -744,10 +744,23 @@
     <w:p>
       <w:pPr>
         <w:ind w:firstLine="0"/>
-      </w:pPr>
-      <w:r>
-        <w:t>Удаление данных для проверки загрузок через фикстуры</w:t>
-      </w:r>
+        <w:rPr>
+          <w:lang w:val="en-US"/>
+        </w:rPr>
+      </w:pPr>
+    </w:p>
+    <w:p>
+      <w:pPr>
+        <w:ind w:firstLine="0"/>
+      </w:pPr>
+      <w:r>
+        <w:t xml:space="preserve">Удаление данных для проверки загрузок через </w:t>
+      </w:r>
+      <w:proofErr w:type="spellStart"/>
+      <w:r>
+        <w:t>фикстуры</w:t>
+      </w:r>
+      <w:proofErr w:type="spellEnd"/>
     </w:p>
     <w:p>
       <w:pPr>
@@ -790,6 +803,19 @@
           </wp:inline>
         </w:drawing>
       </w:r>
+    </w:p>
+    <w:p>
+      <w:pPr>
+        <w:ind w:firstLine="0"/>
+      </w:pPr>
+    </w:p>
+    <w:p>
+      <w:pPr>
+        <w:ind w:firstLine="0"/>
+        <w:rPr>
+          <w:lang w:val="en-US"/>
+        </w:rPr>
+      </w:pPr>
     </w:p>
     <w:sectPr>
       <w:pgSz w:w="11906" w:h="16838"/>
